--- a/docs/User_Manual.docx
+++ b/docs/User_Manual.docx
@@ -7,13 +7,7 @@
         <w:jc w:val="center"/>
       </w:pPr>
       <w:r>
-        <w:rPr>
-          <w:rFonts w:ascii="Calibri" w:hAnsi="Calibri" w:eastAsia="Calibri"/>
-          <w:b/>
-          <w:color w:val="0B5E2A"/>
-          <w:sz w:val="44"/>
-        </w:rPr>
-        <w:t>ESP8266 Si4732 SSB HF Receiver</w:t>
+        <w:t>ESP8266-Si4732-SSB-Receiver</w:t>
       </w:r>
     </w:p>
     <w:p>
@@ -21,7 +15,7 @@
         <w:jc w:val="center"/>
       </w:pPr>
       <w:r>
-        <w:t>Firmware: v1.2.1 | GitHub-ready revision</w:t>
+        <w:t>Firmware: v1.2.4 | GitHub release baseline</w:t>
       </w:r>
     </w:p>
     <w:p>
@@ -1378,12 +1372,7 @@
     </w:p>
     <w:p>
       <w:r>
-        <w:rPr>
-          <w:rFonts w:ascii="Calibri" w:hAnsi="Calibri" w:eastAsia="Calibri"/>
-          <w:b w:val="0"/>
-          <w:sz w:val="22"/>
-        </w:rPr>
-        <w:t>4. Open ESP8266_Si4732_SSB_Rx.ino (keep Config.h, Rotary.h, Rotary.cpp in the same folder).</w:t>
+        <w:t>4. Open ESP8266-Si4732-SSB-Receiver.ino (keep Config.h, Rotary.h, Rotary.cpp in the same folder).</w:t>
       </w:r>
     </w:p>
     <w:p>
@@ -2310,7 +2299,7 @@
         <w:spacing w:after="120"/>
       </w:pPr>
       <w:r>
-        <w:t>The primary Web Control Interface is structured to match the project documentation illustration. It provides frequency, mode and step controls, four tuning buttons, AM/FM/LSB/USB buttons, volume, BFO, bandwidth, and receiver status. The RESET control is intentionally absent.</w:t>
+        <w:t>The Web Control Interface follows the documented receiver layout and provides frequency, mode, step, tuning, AM/FM/LSB/USB selection, volume, a dedicated MUTE control, BFO, bandwidth, memory STORE/RECALL, WiFi Manager, and receiver status. The RESET control is intentionally absent.</w:t>
       </w:r>
     </w:p>
     <w:p>
@@ -3344,7 +3333,7 @@
         <w:spacing w:after="120"/>
       </w:pPr>
       <w:r>
-        <w:t>11.8 API-only memory controls</w:t>
+        <w:t>11.8 Memory controls</w:t>
       </w:r>
     </w:p>
     <w:p>
@@ -3352,7 +3341,7 @@
         <w:spacing w:after="120"/>
       </w:pPr>
       <w:r>
-        <w:t>The ten memory channels remain supported by the HTTP API and EEPROM firmware storage, but the memory section is not part of the frozen primary Web Control Interface layout.</w:t>
+        <w:t>The ten memory channels are also available through the Web Interface. The memory dropdown identifies each channel by number, stored frequency and mode, or shows Empty. STORE writes the selected channel to EEPROM and RECALL restores it.</w:t>
       </w:r>
     </w:p>
     <w:tbl>
@@ -5264,7 +5253,7 @@
         <w:spacing w:after="120"/>
       </w:pPr>
       <w:r>
-        <w:t>In v1.2.1, memory store/recall remains available through the HTTP API but the Memory section is no longer part of the frozen primary Web Control Interface page.</w:t>
+        <w:t>In v1.2.4, memory STORE and RECALL are part of the main Web Control Interface.</w:t>
       </w:r>
     </w:p>
     <w:tbl>
@@ -5611,7 +5600,7 @@
         <w:spacing w:after="120"/>
       </w:pPr>
       <w:r>
-        <w:t>Memory slots remain available even though the primary Web Interface page is intentionally simplified.</w:t>
+        <w:t>Memory slots are available directly from the Web Control Interface and through the HTTP API.</w:t>
       </w:r>
     </w:p>
     <w:p>
@@ -5998,12 +5987,7 @@
         <w:spacing w:after="120"/>
       </w:pPr>
       <w:r>
-        <w:rPr>
-          <w:rFonts w:ascii="Calibri" w:hAnsi="Calibri" w:eastAsia="Calibri"/>
-          <w:b w:val="0"/>
-          <w:sz w:val="22"/>
-        </w:rPr>
-        <w:t>There is no encoder menu for memories in this firmware version. Memory store and recall are performed from the web UI only. After a recall, you can still fine-tune with the encoder or UP/DOWN as usual.</w:t>
+        <w:t>Memory store and recall are performed from the Web Interface. After a recall, the receiver can still be fine-tuned with the encoder or Web Interface tuning controls.</w:t>
       </w:r>
     </w:p>
     <w:p>
@@ -8553,12 +8537,7 @@
           </w:tcPr>
           <w:p>
             <w:r>
-              <w:rPr>
-                <w:rFonts w:ascii="Calibri" w:hAnsi="Calibri" w:eastAsia="Calibri"/>
-                <w:b w:val="0"/>
-                <w:sz w:val="20"/>
-              </w:rPr>
-              <w:t>ESP8266_Si4732_SSB_Rx.ino</w:t>
+              <w:t>ESP8266-Si4732-SSB-Receiver.ino</w:t>
             </w:r>
           </w:p>
         </w:tc>
@@ -8971,12 +8950,6 @@
         <w:jc w:val="center"/>
       </w:pPr>
       <w:r>
-        <w:rPr>
-          <w:rFonts w:ascii="Calibri" w:hAnsi="Calibri" w:eastAsia="Calibri"/>
-          <w:b w:val="0"/>
-          <w:color w:val="888888"/>
-          <w:sz w:val="20"/>
-        </w:rPr>
         <w:t>— End of User Manual —</w:t>
       </w:r>
     </w:p>
@@ -8985,7 +8958,7 @@
         <w:jc w:val="center"/>
       </w:pPr>
       <w:r>
-        <w:t>Figure: Frozen v1.2.1 OLED display and Web Interface controls.</w:t>
+        <w:t>Figure: Frozen v1.2.4 OLED display and Web Control Interface.</w:t>
       </w:r>
     </w:p>
     <w:p>
@@ -9003,7 +8976,7 @@
     </w:p>
     <w:p>
       <w:r>
-        <w:t>Firmware v1.2.1 uses an AP-first / remembered-STA design. The receiver starts as a local Soft-AP by default. The Web Interface provides a WiFi Manager button; after successful WiFiManager configuration, the receiver restarts and automatically tries STA on later boots. If the saved network is unavailable, it falls back to the normal AP.</w:t>
+        <w:t>Firmware v1.2.4 uses an AP-first / remembered-STA design. The receiver starts as a local Soft-AP by default. The Web Interface provides a WiFi Manager button; after successful WiFiManager configuration, the receiver restarts and automatically tries STA on later boots. If the saved network is unavailable, it falls back to the normal AP.</w:t>
       </w:r>
     </w:p>
     <w:p>
@@ -9072,6 +9045,197 @@
     <w:p>
       <w:r>
         <w:t>The OLED layout remains frozen. Row 6 shows whichever IP address is currently used by the Web Interface, while SSID, RSSI and SNR remain off the OLED.</w:t>
+      </w:r>
+    </w:p>
+    <w:p>
+      <w:pPr>
+        <w:pStyle w:val="Heading1"/>
+      </w:pPr>
+      <w:r>
+        <w:t>v1.2.4 — Current Web Control Interface</w:t>
+      </w:r>
+    </w:p>
+    <w:p>
+      <w:r>
+        <w:t>This section documents the current frozen OLED layout and Web Control Interface baseline.</w:t>
+      </w:r>
+    </w:p>
+    <w:p>
+      <w:pPr>
+        <w:pStyle w:val="Heading2"/>
+      </w:pPr>
+      <w:r>
+        <w:t>OLED layout</w:t>
+      </w:r>
+    </w:p>
+    <w:p>
+      <w:pPr>
+        <w:pStyle w:val="ListBullet"/>
+      </w:pPr>
+      <w:r>
+        <w:t>Rows 0–1: Frequency + reduced-size Mode, separated by one character space.</w:t>
+      </w:r>
+    </w:p>
+    <w:p>
+      <w:pPr>
+        <w:pStyle w:val="ListBullet"/>
+      </w:pPr>
+      <w:r>
+        <w:t>Row 2: Step + Volume; V:XX is shifted two character spaces to the right.</w:t>
+      </w:r>
+    </w:p>
+    <w:p>
+      <w:pPr>
+        <w:pStyle w:val="ListBullet"/>
+      </w:pPr>
+      <w:r>
+        <w:t>Row 3: BFO + Bandwidth (BW).</w:t>
+      </w:r>
+    </w:p>
+    <w:p>
+      <w:pPr>
+        <w:pStyle w:val="ListBullet"/>
+      </w:pPr>
+      <w:r>
+        <w:t>Rows 4–5: explicitly blank/cleared.</w:t>
+      </w:r>
+    </w:p>
+    <w:p>
+      <w:pPr>
+        <w:pStyle w:val="ListBullet"/>
+      </w:pPr>
+      <w:r>
+        <w:t>Row 6: active Web Interface IP address.</w:t>
+      </w:r>
+    </w:p>
+    <w:p>
+      <w:pPr>
+        <w:pStyle w:val="ListBullet"/>
+      </w:pPr>
+      <w:r>
+        <w:t>Row 7: firmware version + status.</w:t>
+      </w:r>
+    </w:p>
+    <w:p>
+      <w:pPr>
+        <w:pStyle w:val="ListBullet"/>
+      </w:pPr>
+      <w:r>
+        <w:t>SSID, RSSI, SNR and Band are intentionally not shown on the OLED.</w:t>
+      </w:r>
+    </w:p>
+    <w:p>
+      <w:pPr>
+        <w:pStyle w:val="Heading2"/>
+      </w:pPr>
+      <w:r>
+        <w:t>Web Control Interface</w:t>
+      </w:r>
+    </w:p>
+    <w:p>
+      <w:pPr>
+        <w:pStyle w:val="ListBullet"/>
+      </w:pPr>
+      <w:r>
+        <w:t>Frequency, Mode and tuning controls.</w:t>
+      </w:r>
+    </w:p>
+    <w:p>
+      <w:pPr>
+        <w:pStyle w:val="ListBullet"/>
+      </w:pPr>
+      <w:r>
+        <w:t>AM / FM / LSB / USB mode selection.</w:t>
+      </w:r>
+    </w:p>
+    <w:p>
+      <w:pPr>
+        <w:pStyle w:val="ListBullet"/>
+      </w:pPr>
+      <w:r>
+        <w:t>Volume and dedicated MUTE control.</w:t>
+      </w:r>
+    </w:p>
+    <w:p>
+      <w:pPr>
+        <w:pStyle w:val="ListBullet"/>
+      </w:pPr>
+      <w:r>
+        <w:t>BFO ON/OFF and centred ±16 kHz BFO slider.</w:t>
+      </w:r>
+    </w:p>
+    <w:p>
+      <w:pPr>
+        <w:pStyle w:val="ListBullet"/>
+      </w:pPr>
+      <w:r>
+        <w:t>Bandwidth selection.</w:t>
+      </w:r>
+    </w:p>
+    <w:p>
+      <w:pPr>
+        <w:pStyle w:val="ListBullet"/>
+      </w:pPr>
+      <w:r>
+        <w:t>Memory dropdown showing channel number, stored frequency and mode; empty channels are labelled Empty.</w:t>
+      </w:r>
+    </w:p>
+    <w:p>
+      <w:pPr>
+        <w:pStyle w:val="ListBullet"/>
+      </w:pPr>
+      <w:r>
+        <w:t>STORE and RECALL memory controls.</w:t>
+      </w:r>
+    </w:p>
+    <w:p>
+      <w:pPr>
+        <w:pStyle w:val="ListBullet"/>
+      </w:pPr>
+      <w:r>
+        <w:t>WiFi Manager for local-network configuration.</w:t>
+      </w:r>
+    </w:p>
+    <w:p>
+      <w:pPr>
+        <w:pStyle w:val="ListBullet"/>
+      </w:pPr>
+      <w:r>
+        <w:t>Receiver status including RSSI, SNR, Wi-Fi mode, IP address and uptime.</w:t>
+      </w:r>
+    </w:p>
+    <w:p>
+      <w:pPr>
+        <w:pStyle w:val="ListBullet"/>
+      </w:pPr>
+      <w:r>
+        <w:t>RESET control is intentionally removed.</w:t>
+      </w:r>
+    </w:p>
+    <w:p>
+      <w:pPr>
+        <w:pStyle w:val="Heading2"/>
+      </w:pPr>
+      <w:r>
+        <w:t>Wi-Fi operation</w:t>
+      </w:r>
+    </w:p>
+    <w:p>
+      <w:r>
+        <w:t>AP mode is the default. The receiver can be configured for STA operation through Config.h and WiFiManager. After successful local-network configuration, the receiver can return in STA mode on subsequent starts. If the saved network is unavailable, the receiver falls back to AP mode so the Web Interface remains accessible.</w:t>
+      </w:r>
+    </w:p>
+    <w:p>
+      <w:pPr>
+        <w:pStyle w:val="Heading2"/>
+      </w:pPr>
+      <w:r>
+        <w:t>Memory operation</w:t>
+      </w:r>
+    </w:p>
+    <w:p>
+      <w:r>
+        <w:t>The memory selector identifies each channel using its stored frequency and mode, for example “M1 — 7.074 MHz LSB”. Select a channel and use STORE to save the current state or RECALL to restore it.</w:t>
       </w:r>
     </w:p>
     <w:sectPr>
